--- a/Plan of approach.docx
+++ b/Plan of approach.docx
@@ -2,8 +2,754 @@
 <file path=word/document.xml><?xml version="1.0" encoding="utf-8"?>
 <w:document xmlns:wpc="http://schemas.microsoft.com/office/word/2010/wordprocessingCanvas" xmlns:cx="http://schemas.microsoft.com/office/drawing/2014/chartex" xmlns:cx1="http://schemas.microsoft.com/office/drawing/2015/9/8/chartex" xmlns:cx2="http://schemas.microsoft.com/office/drawing/2015/10/21/chartex" xmlns:cx3="http://schemas.microsoft.com/office/drawing/2016/5/9/chartex" xmlns:cx4="http://schemas.microsoft.com/office/drawing/2016/5/10/chartex" xmlns:cx5="http://schemas.microsoft.com/office/drawing/2016/5/11/chartex" xmlns:cx6="http://schemas.microsoft.com/office/drawing/2016/5/12/chartex" xmlns:cx7="http://schemas.microsoft.com/office/drawing/2016/5/13/chartex" xmlns:cx8="http://schemas.microsoft.com/office/drawing/2016/5/14/chartex" xmlns:mc="http://schemas.openxmlformats.org/markup-compatibility/2006" xmlns:aink="http://schemas.microsoft.com/office/drawing/2016/ink" xmlns:am3d="http://schemas.microsoft.com/office/drawing/2017/model3d" xmlns:o="urn:schemas-microsoft-com:office:office" xmlns:oel="http://schemas.microsoft.com/office/2019/extlst" xmlns:r="http://schemas.openxmlformats.org/officeDocument/2006/relationships" xmlns:m="http://schemas.openxmlformats.org/officeDocument/2006/math" xmlns:v="urn:schemas-microsoft-com:vml" xmlns:wp14="http://schemas.microsoft.com/office/word/2010/wordprocessingDrawing" xmlns:wp="http://schemas.openxmlformats.org/drawingml/2006/wordprocessingDrawing" xmlns:w10="urn:schemas-microsoft-com:office:word" xmlns:w="http://schemas.openxmlformats.org/wordprocessingml/2006/main" xmlns:w14="http://schemas.microsoft.com/office/word/2010/wordml" xmlns:w15="http://schemas.microsoft.com/office/word/2012/wordml" xmlns:w16cex="http://schemas.microsoft.com/office/word/2018/wordml/cex" xmlns:w16cid="http://schemas.microsoft.com/office/word/2016/wordml/cid" xmlns:w16="http://schemas.microsoft.com/office/word/2018/wordml" xmlns:w16du="http://schemas.microsoft.com/office/word/2023/wordml/word16du" xmlns:w16sdtdh="http://schemas.microsoft.com/office/word/2020/wordml/sdtdatahash" xmlns:w16sdtfl="http://schemas.microsoft.com/office/word/2024/wordml/sdtformatlock" xmlns:w16se="http://schemas.microsoft.com/office/word/2015/wordml/symex" xmlns:wpg="http://schemas.microsoft.com/office/word/2010/wordprocessingGroup" xmlns:wpi="http://schemas.microsoft.com/office/word/2010/wordprocessingInk" xmlns:wne="http://schemas.microsoft.com/office/word/2006/wordml" xmlns:wps="http://schemas.microsoft.com/office/word/2010/wordprocessingShape" mc:Ignorable="w14 w15 w16se w16cid w16 w16cex w16sdtdh w16sdtfl w16du wp14">
   <w:body>
+    <w:p/>
     <w:sdt>
       <w:sdtPr>
+        <w:id w:val="-1154448872"/>
+        <w:docPartObj>
+          <w:docPartGallery w:val="Cover Pages"/>
+          <w:docPartUnique/>
+        </w:docPartObj>
+      </w:sdtPr>
+      <w:sdtContent>
+        <w:p>
+          <w:r>
+            <w:rPr>
+              <w:noProof/>
+            </w:rPr>
+            <mc:AlternateContent>
+              <mc:Choice Requires="wpg">
+                <w:drawing>
+                  <wp:anchor distT="0" distB="0" distL="114300" distR="114300" simplePos="0" relativeHeight="251662336" behindDoc="0" locked="0" layoutInCell="1" allowOverlap="1" wp14:anchorId="38C25330" wp14:editId="11FE2EFC">
+                    <wp:simplePos x="0" y="0"/>
+                    <wp:positionH relativeFrom="page">
+                      <wp:align>center</wp:align>
+                    </wp:positionH>
+                    <mc:AlternateContent>
+                      <mc:Choice Requires="wp14">
+                        <wp:positionV relativeFrom="page">
+                          <wp14:pctPosVOffset>2300</wp14:pctPosVOffset>
+                        </wp:positionV>
+                      </mc:Choice>
+                      <mc:Fallback>
+                        <wp:positionV relativeFrom="page">
+                          <wp:posOffset>245745</wp:posOffset>
+                        </wp:positionV>
+                      </mc:Fallback>
+                    </mc:AlternateContent>
+                    <wp:extent cx="7315200" cy="1215391"/>
+                    <wp:effectExtent l="0" t="0" r="1270" b="1905"/>
+                    <wp:wrapNone/>
+                    <wp:docPr id="149" name="Groep 48"/>
+                    <wp:cNvGraphicFramePr/>
+                    <a:graphic xmlns:a="http://schemas.openxmlformats.org/drawingml/2006/main">
+                      <a:graphicData uri="http://schemas.microsoft.com/office/word/2010/wordprocessingGroup">
+                        <wpg:wgp>
+                          <wpg:cNvGrpSpPr/>
+                          <wpg:grpSpPr>
+                            <a:xfrm>
+                              <a:off x="0" y="0"/>
+                              <a:ext cx="7315200" cy="1215391"/>
+                              <a:chOff x="0" y="-1"/>
+                              <a:chExt cx="7315200" cy="1216153"/>
+                            </a:xfrm>
+                          </wpg:grpSpPr>
+                          <wps:wsp>
+                            <wps:cNvPr id="150" name="Rechthoek 51"/>
+                            <wps:cNvSpPr/>
+                            <wps:spPr>
+                              <a:xfrm>
+                                <a:off x="0" y="-1"/>
+                                <a:ext cx="7315200" cy="1130373"/>
+                              </a:xfrm>
+                              <a:custGeom>
+                                <a:avLst/>
+                                <a:gdLst>
+                                  <a:gd name="connsiteX0" fmla="*/ 0 w 7312660"/>
+                                  <a:gd name="connsiteY0" fmla="*/ 0 h 1215390"/>
+                                  <a:gd name="connsiteX1" fmla="*/ 7312660 w 7312660"/>
+                                  <a:gd name="connsiteY1" fmla="*/ 0 h 1215390"/>
+                                  <a:gd name="connsiteX2" fmla="*/ 7312660 w 7312660"/>
+                                  <a:gd name="connsiteY2" fmla="*/ 1215390 h 1215390"/>
+                                  <a:gd name="connsiteX3" fmla="*/ 0 w 7312660"/>
+                                  <a:gd name="connsiteY3" fmla="*/ 1215390 h 1215390"/>
+                                  <a:gd name="connsiteX4" fmla="*/ 0 w 7312660"/>
+                                  <a:gd name="connsiteY4" fmla="*/ 0 h 1215390"/>
+                                  <a:gd name="connsiteX0" fmla="*/ 0 w 7312660"/>
+                                  <a:gd name="connsiteY0" fmla="*/ 0 h 1215390"/>
+                                  <a:gd name="connsiteX1" fmla="*/ 7312660 w 7312660"/>
+                                  <a:gd name="connsiteY1" fmla="*/ 0 h 1215390"/>
+                                  <a:gd name="connsiteX2" fmla="*/ 7312660 w 7312660"/>
+                                  <a:gd name="connsiteY2" fmla="*/ 1215390 h 1215390"/>
+                                  <a:gd name="connsiteX3" fmla="*/ 3667125 w 7312660"/>
+                                  <a:gd name="connsiteY3" fmla="*/ 1209675 h 1215390"/>
+                                  <a:gd name="connsiteX4" fmla="*/ 0 w 7312660"/>
+                                  <a:gd name="connsiteY4" fmla="*/ 1215390 h 1215390"/>
+                                  <a:gd name="connsiteX5" fmla="*/ 0 w 7312660"/>
+                                  <a:gd name="connsiteY5" fmla="*/ 0 h 1215390"/>
+                                  <a:gd name="connsiteX0" fmla="*/ 0 w 7312660"/>
+                                  <a:gd name="connsiteY0" fmla="*/ 0 h 1215390"/>
+                                  <a:gd name="connsiteX1" fmla="*/ 7312660 w 7312660"/>
+                                  <a:gd name="connsiteY1" fmla="*/ 0 h 1215390"/>
+                                  <a:gd name="connsiteX2" fmla="*/ 7312660 w 7312660"/>
+                                  <a:gd name="connsiteY2" fmla="*/ 1215390 h 1215390"/>
+                                  <a:gd name="connsiteX3" fmla="*/ 3619500 w 7312660"/>
+                                  <a:gd name="connsiteY3" fmla="*/ 733425 h 1215390"/>
+                                  <a:gd name="connsiteX4" fmla="*/ 0 w 7312660"/>
+                                  <a:gd name="connsiteY4" fmla="*/ 1215390 h 1215390"/>
+                                  <a:gd name="connsiteX5" fmla="*/ 0 w 7312660"/>
+                                  <a:gd name="connsiteY5" fmla="*/ 0 h 1215390"/>
+                                  <a:gd name="connsiteX0" fmla="*/ 0 w 7312660"/>
+                                  <a:gd name="connsiteY0" fmla="*/ 0 h 1215390"/>
+                                  <a:gd name="connsiteX1" fmla="*/ 7312660 w 7312660"/>
+                                  <a:gd name="connsiteY1" fmla="*/ 0 h 1215390"/>
+                                  <a:gd name="connsiteX2" fmla="*/ 7312660 w 7312660"/>
+                                  <a:gd name="connsiteY2" fmla="*/ 1129665 h 1215390"/>
+                                  <a:gd name="connsiteX3" fmla="*/ 3619500 w 7312660"/>
+                                  <a:gd name="connsiteY3" fmla="*/ 733425 h 1215390"/>
+                                  <a:gd name="connsiteX4" fmla="*/ 0 w 7312660"/>
+                                  <a:gd name="connsiteY4" fmla="*/ 1215390 h 1215390"/>
+                                  <a:gd name="connsiteX5" fmla="*/ 0 w 7312660"/>
+                                  <a:gd name="connsiteY5" fmla="*/ 0 h 1215390"/>
+                                  <a:gd name="connsiteX0" fmla="*/ 9525 w 7322185"/>
+                                  <a:gd name="connsiteY0" fmla="*/ 0 h 1129665"/>
+                                  <a:gd name="connsiteX1" fmla="*/ 7322185 w 7322185"/>
+                                  <a:gd name="connsiteY1" fmla="*/ 0 h 1129665"/>
+                                  <a:gd name="connsiteX2" fmla="*/ 7322185 w 7322185"/>
+                                  <a:gd name="connsiteY2" fmla="*/ 1129665 h 1129665"/>
+                                  <a:gd name="connsiteX3" fmla="*/ 3629025 w 7322185"/>
+                                  <a:gd name="connsiteY3" fmla="*/ 733425 h 1129665"/>
+                                  <a:gd name="connsiteX4" fmla="*/ 0 w 7322185"/>
+                                  <a:gd name="connsiteY4" fmla="*/ 1091565 h 1129665"/>
+                                  <a:gd name="connsiteX5" fmla="*/ 9525 w 7322185"/>
+                                  <a:gd name="connsiteY5" fmla="*/ 0 h 1129665"/>
+                                  <a:gd name="connsiteX0" fmla="*/ 0 w 7312660"/>
+                                  <a:gd name="connsiteY0" fmla="*/ 0 h 1129665"/>
+                                  <a:gd name="connsiteX1" fmla="*/ 7312660 w 7312660"/>
+                                  <a:gd name="connsiteY1" fmla="*/ 0 h 1129665"/>
+                                  <a:gd name="connsiteX2" fmla="*/ 7312660 w 7312660"/>
+                                  <a:gd name="connsiteY2" fmla="*/ 1129665 h 1129665"/>
+                                  <a:gd name="connsiteX3" fmla="*/ 3619500 w 7312660"/>
+                                  <a:gd name="connsiteY3" fmla="*/ 733425 h 1129665"/>
+                                  <a:gd name="connsiteX4" fmla="*/ 0 w 7312660"/>
+                                  <a:gd name="connsiteY4" fmla="*/ 1091565 h 1129665"/>
+                                  <a:gd name="connsiteX5" fmla="*/ 0 w 7312660"/>
+                                  <a:gd name="connsiteY5" fmla="*/ 0 h 1129665"/>
+                                </a:gdLst>
+                                <a:ahLst/>
+                                <a:cxnLst>
+                                  <a:cxn ang="0">
+                                    <a:pos x="connsiteX0" y="connsiteY0"/>
+                                  </a:cxn>
+                                  <a:cxn ang="0">
+                                    <a:pos x="connsiteX1" y="connsiteY1"/>
+                                  </a:cxn>
+                                  <a:cxn ang="0">
+                                    <a:pos x="connsiteX2" y="connsiteY2"/>
+                                  </a:cxn>
+                                  <a:cxn ang="0">
+                                    <a:pos x="connsiteX3" y="connsiteY3"/>
+                                  </a:cxn>
+                                  <a:cxn ang="0">
+                                    <a:pos x="connsiteX4" y="connsiteY4"/>
+                                  </a:cxn>
+                                  <a:cxn ang="0">
+                                    <a:pos x="connsiteX5" y="connsiteY5"/>
+                                  </a:cxn>
+                                </a:cxnLst>
+                                <a:rect l="l" t="t" r="r" b="b"/>
+                                <a:pathLst>
+                                  <a:path w="7312660" h="1129665">
+                                    <a:moveTo>
+                                      <a:pt x="0" y="0"/>
+                                    </a:moveTo>
+                                    <a:lnTo>
+                                      <a:pt x="7312660" y="0"/>
+                                    </a:lnTo>
+                                    <a:lnTo>
+                                      <a:pt x="7312660" y="1129665"/>
+                                    </a:lnTo>
+                                    <a:lnTo>
+                                      <a:pt x="3619500" y="733425"/>
+                                    </a:lnTo>
+                                    <a:lnTo>
+                                      <a:pt x="0" y="1091565"/>
+                                    </a:lnTo>
+                                    <a:lnTo>
+                                      <a:pt x="0" y="0"/>
+                                    </a:lnTo>
+                                    <a:close/>
+                                  </a:path>
+                                </a:pathLst>
+                              </a:custGeom>
+                              <a:ln>
+                                <a:noFill/>
+                              </a:ln>
+                            </wps:spPr>
+                            <wps:style>
+                              <a:lnRef idx="2">
+                                <a:schemeClr val="accent1">
+                                  <a:shade val="50000"/>
+                                </a:schemeClr>
+                              </a:lnRef>
+                              <a:fillRef idx="1">
+                                <a:schemeClr val="accent1"/>
+                              </a:fillRef>
+                              <a:effectRef idx="0">
+                                <a:schemeClr val="accent1"/>
+                              </a:effectRef>
+                              <a:fontRef idx="minor">
+                                <a:schemeClr val="lt1"/>
+                              </a:fontRef>
+                            </wps:style>
+                            <wps:bodyPr rot="0" spcFirstLastPara="0" vertOverflow="overflow" horzOverflow="overflow" vert="horz" wrap="square" lIns="91440" tIns="45720" rIns="91440" bIns="45720" numCol="1" spcCol="0" rtlCol="0" fromWordArt="0" anchor="ctr" anchorCtr="0" forceAA="0" compatLnSpc="1">
+                              <a:prstTxWarp prst="textNoShape">
+                                <a:avLst/>
+                              </a:prstTxWarp>
+                              <a:noAutofit/>
+                            </wps:bodyPr>
+                          </wps:wsp>
+                          <wps:wsp>
+                            <wps:cNvPr id="151" name="Rechthoek 151"/>
+                            <wps:cNvSpPr/>
+                            <wps:spPr>
+                              <a:xfrm>
+                                <a:off x="0" y="0"/>
+                                <a:ext cx="7315200" cy="1216152"/>
+                              </a:xfrm>
+                              <a:prstGeom prst="rect">
+                                <a:avLst/>
+                              </a:prstGeom>
+                              <a:blipFill>
+                                <a:blip r:embed="rId6"/>
+                                <a:stretch>
+                                  <a:fillRect r="-7574"/>
+                                </a:stretch>
+                              </a:blipFill>
+                              <a:ln>
+                                <a:noFill/>
+                              </a:ln>
+                            </wps:spPr>
+                            <wps:style>
+                              <a:lnRef idx="2">
+                                <a:schemeClr val="accent1">
+                                  <a:shade val="50000"/>
+                                </a:schemeClr>
+                              </a:lnRef>
+                              <a:fillRef idx="1">
+                                <a:schemeClr val="accent1"/>
+                              </a:fillRef>
+                              <a:effectRef idx="0">
+                                <a:schemeClr val="accent1"/>
+                              </a:effectRef>
+                              <a:fontRef idx="minor">
+                                <a:schemeClr val="lt1"/>
+                              </a:fontRef>
+                            </wps:style>
+                            <wps:bodyPr rot="0" spcFirstLastPara="0" vertOverflow="overflow" horzOverflow="overflow" vert="horz" wrap="square" lIns="91440" tIns="45720" rIns="91440" bIns="45720" numCol="1" spcCol="0" rtlCol="0" fromWordArt="0" anchor="ctr" anchorCtr="0" forceAA="0" compatLnSpc="1">
+                              <a:prstTxWarp prst="textNoShape">
+                                <a:avLst/>
+                              </a:prstTxWarp>
+                              <a:noAutofit/>
+                            </wps:bodyPr>
+                          </wps:wsp>
+                        </wpg:wgp>
+                      </a:graphicData>
+                    </a:graphic>
+                    <wp14:sizeRelH relativeFrom="page">
+                      <wp14:pctWidth>94100</wp14:pctWidth>
+                    </wp14:sizeRelH>
+                    <wp14:sizeRelV relativeFrom="page">
+                      <wp14:pctHeight>12100</wp14:pctHeight>
+                    </wp14:sizeRelV>
+                  </wp:anchor>
+                </w:drawing>
+              </mc:Choice>
+              <mc:Fallback>
+                <w:pict>
+                  <v:group w14:anchorId="0FE2B56F" id="Groep 48" o:spid="_x0000_s1026" style="position:absolute;margin-left:0;margin-top:0;width:8in;height:95.7pt;z-index:251662336;mso-width-percent:941;mso-height-percent:121;mso-top-percent:23;mso-position-horizontal:center;mso-position-horizontal-relative:page;mso-position-vertical-relative:page;mso-width-percent:941;mso-height-percent:121;mso-top-percent:23" coordorigin="" coordsize="73152,12161" o:gfxdata="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">
+                    <v:shape id="Rechthoek 51" o:spid="_x0000_s1027" style="position:absolute;width:73152;height:11303;visibility:visible;mso-wrap-style:square;v-text-anchor:middle" coordsize="7312660,1129665" o:gfxdata="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" path="m,l7312660,r,1129665l3619500,733425,,1091565,,xe" fillcolor="#156082 [3204]" stroked="f" strokeweight="1pt">
+                      <v:stroke joinstyle="miter"/>
+                      <v:path arrowok="t" o:connecttype="custom" o:connectlocs="0,0;7315200,0;7315200,1130373;3620757,733885;0,1092249;0,0" o:connectangles="0,0,0,0,0,0"/>
+                    </v:shape>
+                    <v:rect id="Rechthoek 151" o:spid="_x0000_s1028" style="position:absolute;width:73152;height:12161;visibility:visible;mso-wrap-style:square;v-text-anchor:middle" o:gfxdata="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" stroked="f" strokeweight="1pt">
+                      <v:fill r:id="rId7" o:title="" recolor="t" rotate="t" type="frame"/>
+                    </v:rect>
+                    <w10:wrap anchorx="page" anchory="page"/>
+                  </v:group>
+                </w:pict>
+              </mc:Fallback>
+            </mc:AlternateContent>
+          </w:r>
+          <w:r>
+            <w:rPr>
+              <w:noProof/>
+            </w:rPr>
+            <mc:AlternateContent>
+              <mc:Choice Requires="wps">
+                <w:drawing>
+                  <wp:anchor distT="0" distB="0" distL="114300" distR="114300" simplePos="0" relativeHeight="251659264" behindDoc="0" locked="0" layoutInCell="1" allowOverlap="1" wp14:anchorId="744B24EC" wp14:editId="53511195">
+                    <wp:simplePos x="0" y="0"/>
+                    <wp:positionH relativeFrom="page">
+                      <wp:align>center</wp:align>
+                    </wp:positionH>
+                    <mc:AlternateContent>
+                      <mc:Choice Requires="wp14">
+                        <wp:positionV relativeFrom="page">
+                          <wp14:pctPosVOffset>30000</wp14:pctPosVOffset>
+                        </wp:positionV>
+                      </mc:Choice>
+                      <mc:Fallback>
+                        <wp:positionV relativeFrom="page">
+                          <wp:posOffset>3207385</wp:posOffset>
+                        </wp:positionV>
+                      </mc:Fallback>
+                    </mc:AlternateContent>
+                    <wp:extent cx="7315200" cy="3638550"/>
+                    <wp:effectExtent l="0" t="0" r="0" b="6350"/>
+                    <wp:wrapSquare wrapText="bothSides"/>
+                    <wp:docPr id="154" name="Tekstvak 51"/>
+                    <wp:cNvGraphicFramePr/>
+                    <a:graphic xmlns:a="http://schemas.openxmlformats.org/drawingml/2006/main">
+                      <a:graphicData uri="http://schemas.microsoft.com/office/word/2010/wordprocessingShape">
+                        <wps:wsp>
+                          <wps:cNvSpPr txBox="1"/>
+                          <wps:spPr>
+                            <a:xfrm>
+                              <a:off x="0" y="0"/>
+                              <a:ext cx="7315200" cy="3638550"/>
+                            </a:xfrm>
+                            <a:prstGeom prst="rect">
+                              <a:avLst/>
+                            </a:prstGeom>
+                            <a:noFill/>
+                            <a:ln w="6350">
+                              <a:noFill/>
+                            </a:ln>
+                            <a:effectLst/>
+                          </wps:spPr>
+                          <wps:style>
+                            <a:lnRef idx="0">
+                              <a:schemeClr val="accent1"/>
+                            </a:lnRef>
+                            <a:fillRef idx="0">
+                              <a:schemeClr val="accent1"/>
+                            </a:fillRef>
+                            <a:effectRef idx="0">
+                              <a:schemeClr val="accent1"/>
+                            </a:effectRef>
+                            <a:fontRef idx="minor">
+                              <a:schemeClr val="dk1"/>
+                            </a:fontRef>
+                          </wps:style>
+                          <wps:txbx>
+                            <w:txbxContent>
+                              <w:p>
+                                <w:pPr>
+                                  <w:jc w:val="right"/>
+                                  <w:rPr>
+                                    <w:color w:val="156082" w:themeColor="accent1"/>
+                                    <w:sz w:val="64"/>
+                                    <w:szCs w:val="64"/>
+                                  </w:rPr>
+                                </w:pPr>
+                                <w:sdt>
+                                  <w:sdtPr>
+                                    <w:rPr>
+                                      <w:caps/>
+                                      <w:color w:val="156082" w:themeColor="accent1"/>
+                                      <w:sz w:val="64"/>
+                                      <w:szCs w:val="64"/>
+                                    </w:rPr>
+                                    <w:alias w:val="Titel"/>
+                                    <w:tag w:val=""/>
+                                    <w:id w:val="630141079"/>
+                                    <w:dataBinding w:prefixMappings="xmlns:ns0='http://purl.org/dc/elements/1.1/' xmlns:ns1='http://schemas.openxmlformats.org/package/2006/metadata/core-properties' " w:xpath="/ns1:coreProperties[1]/ns0:title[1]" w:storeItemID="{6C3C8BC8-F283-45AE-878A-BAB7291924A1}"/>
+                                    <w:text w:multiLine="1"/>
+                                  </w:sdtPr>
+                                  <w:sdtEndPr>
+                                    <w:rPr>
+                                      <w:caps w:val="0"/>
+                                    </w:rPr>
+                                  </w:sdtEndPr>
+                                  <w:sdtContent>
+                                    <w:r>
+                                      <w:rPr>
+                                        <w:caps/>
+                                        <w:color w:val="156082" w:themeColor="accent1"/>
+                                        <w:sz w:val="64"/>
+                                        <w:szCs w:val="64"/>
+                                      </w:rPr>
+                                      <w:t>Plan of approach</w:t>
+                                    </w:r>
+                                  </w:sdtContent>
+                                </w:sdt>
+                              </w:p>
+                              <w:sdt>
+                                <w:sdtPr>
+                                  <w:rPr>
+                                    <w:color w:val="404040" w:themeColor="text1" w:themeTint="BF"/>
+                                    <w:sz w:val="36"/>
+                                    <w:szCs w:val="36"/>
+                                  </w:rPr>
+                                  <w:alias w:val="Ondertitel"/>
+                                  <w:tag w:val=""/>
+                                  <w:id w:val="1759551507"/>
+                                  <w:showingPlcHdr/>
+                                  <w:dataBinding w:prefixMappings="xmlns:ns0='http://purl.org/dc/elements/1.1/' xmlns:ns1='http://schemas.openxmlformats.org/package/2006/metadata/core-properties' " w:xpath="/ns1:coreProperties[1]/ns0:subject[1]" w:storeItemID="{6C3C8BC8-F283-45AE-878A-BAB7291924A1}"/>
+                                  <w:text/>
+                                </w:sdtPr>
+                                <w:sdtContent>
+                                  <w:p>
+                                    <w:pPr>
+                                      <w:jc w:val="right"/>
+                                      <w:rPr>
+                                        <w:smallCaps/>
+                                        <w:color w:val="404040" w:themeColor="text1" w:themeTint="BF"/>
+                                        <w:sz w:val="36"/>
+                                        <w:szCs w:val="36"/>
+                                      </w:rPr>
+                                    </w:pPr>
+                                    <w:r>
+                                      <w:rPr>
+                                        <w:color w:val="404040" w:themeColor="text1" w:themeTint="BF"/>
+                                        <w:sz w:val="36"/>
+                                        <w:szCs w:val="36"/>
+                                      </w:rPr>
+                                      <w:t xml:space="preserve">     </w:t>
+                                    </w:r>
+                                  </w:p>
+                                </w:sdtContent>
+                              </w:sdt>
+                            </w:txbxContent>
+                          </wps:txbx>
+                          <wps:bodyPr rot="0" spcFirstLastPara="0" vertOverflow="overflow" horzOverflow="overflow" vert="horz" wrap="square" lIns="1600200" tIns="0" rIns="685800" bIns="0" numCol="1" spcCol="0" rtlCol="0" fromWordArt="0" anchor="b" anchorCtr="0" forceAA="0" compatLnSpc="1">
+                            <a:prstTxWarp prst="textNoShape">
+                              <a:avLst/>
+                            </a:prstTxWarp>
+                            <a:noAutofit/>
+                          </wps:bodyPr>
+                        </wps:wsp>
+                      </a:graphicData>
+                    </a:graphic>
+                    <wp14:sizeRelH relativeFrom="page">
+                      <wp14:pctWidth>94100</wp14:pctWidth>
+                    </wp14:sizeRelH>
+                    <wp14:sizeRelV relativeFrom="page">
+                      <wp14:pctHeight>36300</wp14:pctHeight>
+                    </wp14:sizeRelV>
+                  </wp:anchor>
+                </w:drawing>
+              </mc:Choice>
+              <mc:Fallback>
+                <w:pict>
+                  <v:shapetype w14:anchorId="744B24EC" id="_x0000_t202" coordsize="21600,21600" o:spt="202" path="m,l,21600r21600,l21600,xe">
+                    <v:stroke joinstyle="miter"/>
+                    <v:path gradientshapeok="t" o:connecttype="rect"/>
+                  </v:shapetype>
+                  <v:shape id="Tekstvak 51" o:spid="_x0000_s1026" type="#_x0000_t202" style="position:absolute;margin-left:0;margin-top:0;width:8in;height:286.5pt;z-index:251659264;visibility:visible;mso-wrap-style:square;mso-width-percent:941;mso-height-percent:363;mso-top-percent:300;mso-wrap-distance-left:9pt;mso-wrap-distance-top:0;mso-wrap-distance-right:9pt;mso-wrap-distance-bottom:0;mso-position-horizontal:center;mso-position-horizontal-relative:page;mso-position-vertical-relative:page;mso-width-percent:941;mso-height-percent:363;mso-top-percent:300;mso-width-relative:page;mso-height-relative:page;v-text-anchor:bottom" o:gfxdata="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" filled="f" stroked="f" strokeweight=".5pt">
+                    <v:textbox inset="126pt,0,54pt,0">
+                      <w:txbxContent>
+                        <w:p>
+                          <w:pPr>
+                            <w:jc w:val="right"/>
+                            <w:rPr>
+                              <w:color w:val="156082" w:themeColor="accent1"/>
+                              <w:sz w:val="64"/>
+                              <w:szCs w:val="64"/>
+                            </w:rPr>
+                          </w:pPr>
+                          <w:sdt>
+                            <w:sdtPr>
+                              <w:rPr>
+                                <w:caps/>
+                                <w:color w:val="156082" w:themeColor="accent1"/>
+                                <w:sz w:val="64"/>
+                                <w:szCs w:val="64"/>
+                              </w:rPr>
+                              <w:alias w:val="Titel"/>
+                              <w:tag w:val=""/>
+                              <w:id w:val="630141079"/>
+                              <w:dataBinding w:prefixMappings="xmlns:ns0='http://purl.org/dc/elements/1.1/' xmlns:ns1='http://schemas.openxmlformats.org/package/2006/metadata/core-properties' " w:xpath="/ns1:coreProperties[1]/ns0:title[1]" w:storeItemID="{6C3C8BC8-F283-45AE-878A-BAB7291924A1}"/>
+                              <w:text w:multiLine="1"/>
+                            </w:sdtPr>
+                            <w:sdtEndPr>
+                              <w:rPr>
+                                <w:caps w:val="0"/>
+                              </w:rPr>
+                            </w:sdtEndPr>
+                            <w:sdtContent>
+                              <w:r>
+                                <w:rPr>
+                                  <w:caps/>
+                                  <w:color w:val="156082" w:themeColor="accent1"/>
+                                  <w:sz w:val="64"/>
+                                  <w:szCs w:val="64"/>
+                                </w:rPr>
+                                <w:t>Plan of approach</w:t>
+                              </w:r>
+                            </w:sdtContent>
+                          </w:sdt>
+                        </w:p>
+                        <w:sdt>
+                          <w:sdtPr>
+                            <w:rPr>
+                              <w:color w:val="404040" w:themeColor="text1" w:themeTint="BF"/>
+                              <w:sz w:val="36"/>
+                              <w:szCs w:val="36"/>
+                            </w:rPr>
+                            <w:alias w:val="Ondertitel"/>
+                            <w:tag w:val=""/>
+                            <w:id w:val="1759551507"/>
+                            <w:showingPlcHdr/>
+                            <w:dataBinding w:prefixMappings="xmlns:ns0='http://purl.org/dc/elements/1.1/' xmlns:ns1='http://schemas.openxmlformats.org/package/2006/metadata/core-properties' " w:xpath="/ns1:coreProperties[1]/ns0:subject[1]" w:storeItemID="{6C3C8BC8-F283-45AE-878A-BAB7291924A1}"/>
+                            <w:text/>
+                          </w:sdtPr>
+                          <w:sdtContent>
+                            <w:p>
+                              <w:pPr>
+                                <w:jc w:val="right"/>
+                                <w:rPr>
+                                  <w:smallCaps/>
+                                  <w:color w:val="404040" w:themeColor="text1" w:themeTint="BF"/>
+                                  <w:sz w:val="36"/>
+                                  <w:szCs w:val="36"/>
+                                </w:rPr>
+                              </w:pPr>
+                              <w:r>
+                                <w:rPr>
+                                  <w:color w:val="404040" w:themeColor="text1" w:themeTint="BF"/>
+                                  <w:sz w:val="36"/>
+                                  <w:szCs w:val="36"/>
+                                </w:rPr>
+                                <w:t xml:space="preserve">     </w:t>
+                              </w:r>
+                            </w:p>
+                          </w:sdtContent>
+                        </w:sdt>
+                      </w:txbxContent>
+                    </v:textbox>
+                    <w10:wrap type="square" anchorx="page" anchory="page"/>
+                  </v:shape>
+                </w:pict>
+              </mc:Fallback>
+            </mc:AlternateContent>
+          </w:r>
+        </w:p>
+        <w:p>
+          <w:r>
+            <w:rPr>
+              <w:noProof/>
+            </w:rPr>
+            <mc:AlternateContent>
+              <mc:Choice Requires="wps">
+                <w:drawing>
+                  <wp:anchor distT="45720" distB="45720" distL="114300" distR="114300" simplePos="0" relativeHeight="251664384" behindDoc="0" locked="0" layoutInCell="1" allowOverlap="1" wp14:anchorId="640A7407" wp14:editId="6752118E">
+                    <wp:simplePos x="0" y="0"/>
+                    <wp:positionH relativeFrom="column">
+                      <wp:posOffset>3113405</wp:posOffset>
+                    </wp:positionH>
+                    <wp:positionV relativeFrom="paragraph">
+                      <wp:posOffset>5057140</wp:posOffset>
+                    </wp:positionV>
+                    <wp:extent cx="2659380" cy="1404620"/>
+                    <wp:effectExtent l="0" t="0" r="26670" b="20955"/>
+                    <wp:wrapSquare wrapText="bothSides"/>
+                    <wp:docPr id="217" name="Tekstvak 2"/>
+                    <wp:cNvGraphicFramePr>
+                      <a:graphicFrameLocks xmlns:a="http://schemas.openxmlformats.org/drawingml/2006/main"/>
+                    </wp:cNvGraphicFramePr>
+                    <a:graphic xmlns:a="http://schemas.openxmlformats.org/drawingml/2006/main">
+                      <a:graphicData uri="http://schemas.microsoft.com/office/word/2010/wordprocessingShape">
+                        <wps:wsp>
+                          <wps:cNvSpPr txBox="1">
+                            <a:spLocks noChangeArrowheads="1"/>
+                          </wps:cNvSpPr>
+                          <wps:spPr bwMode="auto">
+                            <a:xfrm>
+                              <a:off x="0" y="0"/>
+                              <a:ext cx="2659380" cy="1404620"/>
+                            </a:xfrm>
+                            <a:prstGeom prst="rect">
+                              <a:avLst/>
+                            </a:prstGeom>
+                            <a:solidFill>
+                              <a:srgbClr val="FFFFFF"/>
+                            </a:solidFill>
+                            <a:ln w="9525">
+                              <a:solidFill>
+                                <a:schemeClr val="bg1"/>
+                              </a:solidFill>
+                              <a:miter lim="800000"/>
+                              <a:headEnd/>
+                              <a:tailEnd/>
+                            </a:ln>
+                          </wps:spPr>
+                          <wps:txbx>
+                            <w:txbxContent>
+                              <w:p>
+                                <w:pPr>
+                                  <w:jc w:val="right"/>
+                                  <w:rPr>
+                                    <w:lang w:val="en-US"/>
+                                  </w:rPr>
+                                </w:pPr>
+                                <w:r>
+                                  <w:rPr>
+                                    <w:lang w:val="en-US"/>
+                                  </w:rPr>
+                                  <w:t>Advanc</w:t>
+                                </w:r>
+                                <w:r>
+                                  <w:rPr>
+                                    <w:lang w:val="en-US"/>
+                                  </w:rPr>
+                                  <w:t>e Machine Learning</w:t>
+                                </w:r>
+                              </w:p>
+                              <w:p>
+                                <w:pPr>
+                                  <w:jc w:val="right"/>
+                                  <w:rPr>
+                                    <w:lang w:val="en-US"/>
+                                  </w:rPr>
+                                </w:pPr>
+                              </w:p>
+                              <w:p>
+                                <w:pPr>
+                                  <w:jc w:val="right"/>
+                                  <w:rPr>
+                                    <w:lang w:val="en-US"/>
+                                  </w:rPr>
+                                </w:pPr>
+                              </w:p>
+                              <w:p>
+                                <w:pPr>
+                                  <w:jc w:val="right"/>
+                                  <w:rPr>
+                                    <w:lang w:val="en-US"/>
+                                  </w:rPr>
+                                </w:pPr>
+                              </w:p>
+                              <w:p>
+                                <w:pPr>
+                                  <w:jc w:val="right"/>
+                                  <w:rPr>
+                                    <w:lang w:val="en-US"/>
+                                  </w:rPr>
+                                </w:pPr>
+                                <w:r>
+                                  <w:rPr>
+                                    <w:lang w:val="en-US"/>
+                                  </w:rPr>
+                                  <w:t>Jessie Drost and Yvonne Nieuwdorp</w:t>
+                                </w:r>
+                              </w:p>
+                            </w:txbxContent>
+                          </wps:txbx>
+                          <wps:bodyPr rot="0" vert="horz" wrap="square" lIns="91440" tIns="45720" rIns="91440" bIns="45720" anchor="t" anchorCtr="0">
+                            <a:spAutoFit/>
+                          </wps:bodyPr>
+                        </wps:wsp>
+                      </a:graphicData>
+                    </a:graphic>
+                    <wp14:sizeRelH relativeFrom="margin">
+                      <wp14:pctWidth>0</wp14:pctWidth>
+                    </wp14:sizeRelH>
+                    <wp14:sizeRelV relativeFrom="margin">
+                      <wp14:pctHeight>20000</wp14:pctHeight>
+                    </wp14:sizeRelV>
+                  </wp:anchor>
+                </w:drawing>
+              </mc:Choice>
+              <mc:Fallback>
+                <w:pict>
+                  <v:shape w14:anchorId="640A7407" id="Tekstvak 2" o:spid="_x0000_s1027" type="#_x0000_t202" style="position:absolute;margin-left:245.15pt;margin-top:398.2pt;width:209.4pt;height:110.6pt;z-index:251664384;visibility:visible;mso-wrap-style:square;mso-width-percent:0;mso-height-percent:200;mso-wrap-distance-left:9pt;mso-wrap-distance-top:3.6pt;mso-wrap-distance-right:9pt;mso-wrap-distance-bottom:3.6pt;mso-position-horizontal:absolute;mso-position-horizontal-relative:text;mso-position-vertical:absolute;mso-position-vertical-relative:text;mso-width-percent:0;mso-height-percent:200;mso-width-relative:margin;mso-height-relative:margin;v-text-anchor:top" o:gfxdata="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" strokecolor="white [3212]">
+                    <v:textbox style="mso-fit-shape-to-text:t">
+                      <w:txbxContent>
+                        <w:p>
+                          <w:pPr>
+                            <w:jc w:val="right"/>
+                            <w:rPr>
+                              <w:lang w:val="en-US"/>
+                            </w:rPr>
+                          </w:pPr>
+                          <w:r>
+                            <w:rPr>
+                              <w:lang w:val="en-US"/>
+                            </w:rPr>
+                            <w:t>Advanc</w:t>
+                          </w:r>
+                          <w:r>
+                            <w:rPr>
+                              <w:lang w:val="en-US"/>
+                            </w:rPr>
+                            <w:t>e Machine Learning</w:t>
+                          </w:r>
+                        </w:p>
+                        <w:p>
+                          <w:pPr>
+                            <w:jc w:val="right"/>
+                            <w:rPr>
+                              <w:lang w:val="en-US"/>
+                            </w:rPr>
+                          </w:pPr>
+                        </w:p>
+                        <w:p>
+                          <w:pPr>
+                            <w:jc w:val="right"/>
+                            <w:rPr>
+                              <w:lang w:val="en-US"/>
+                            </w:rPr>
+                          </w:pPr>
+                        </w:p>
+                        <w:p>
+                          <w:pPr>
+                            <w:jc w:val="right"/>
+                            <w:rPr>
+                              <w:lang w:val="en-US"/>
+                            </w:rPr>
+                          </w:pPr>
+                        </w:p>
+                        <w:p>
+                          <w:pPr>
+                            <w:jc w:val="right"/>
+                            <w:rPr>
+                              <w:lang w:val="en-US"/>
+                            </w:rPr>
+                          </w:pPr>
+                          <w:r>
+                            <w:rPr>
+                              <w:lang w:val="en-US"/>
+                            </w:rPr>
+                            <w:t>Jessie Drost and Yvonne Nieuwdorp</w:t>
+                          </w:r>
+                        </w:p>
+                      </w:txbxContent>
+                    </v:textbox>
+                    <w10:wrap type="square"/>
+                  </v:shape>
+                </w:pict>
+              </mc:Fallback>
+            </mc:AlternateContent>
+          </w:r>
+          <w:r>
+            <w:br w:type="page"/>
+          </w:r>
+        </w:p>
+      </w:sdtContent>
+    </w:sdt>
+    <w:sdt>
+      <w:sdtPr>
+        <w:rPr>
+          <w:rFonts w:asciiTheme="minorHAnsi" w:eastAsiaTheme="minorHAnsi" w:hAnsiTheme="minorHAnsi" w:cstheme="minorBidi"/>
+          <w:color w:val="auto"/>
+          <w:kern w:val="2"/>
+          <w:sz w:val="24"/>
+          <w:szCs w:val="24"/>
+          <w:lang w:eastAsia="en-US"/>
+          <w14:ligatures w14:val="standardContextual"/>
+        </w:rPr>
         <w:id w:val="-177435344"/>
         <w:docPartObj>
           <w:docPartGallery w:val="Table of Contents"/>
@@ -12,15 +758,8 @@
       </w:sdtPr>
       <w:sdtEndPr>
         <w:rPr>
-          <w:rFonts w:asciiTheme="minorHAnsi" w:eastAsiaTheme="minorHAnsi" w:hAnsiTheme="minorHAnsi" w:cstheme="minorBidi"/>
           <w:b/>
           <w:bCs/>
-          <w:color w:val="auto"/>
-          <w:kern w:val="2"/>
-          <w:sz w:val="24"/>
-          <w:szCs w:val="24"/>
-          <w:lang w:eastAsia="en-US"/>
-          <w14:ligatures w14:val="standardContextual"/>
         </w:rPr>
       </w:sdtEndPr>
       <w:sdtContent>
@@ -789,19 +1528,7 @@
         <w:rPr>
           <w:lang w:val="en-US"/>
         </w:rPr>
-        <w:t>a) Background of the project. Against what background is this project taking place? Questions to be</w:t>
-      </w:r>
-      <w:r>
-        <w:rPr>
-          <w:lang w:val="en-US"/>
-        </w:rPr>
-        <w:t xml:space="preserve"> </w:t>
-      </w:r>
-      <w:r>
-        <w:rPr>
-          <w:lang w:val="en-US"/>
-        </w:rPr>
-        <w:t>answered under this heading are:</w:t>
+        <w:t>This project investigates whether song lyrics can be used to automatically predict the genre of a song. To this end, lyrics are collected using data scraping and subsequently analyzed using machine learning techniques. By automatically classifying lyrics into a genre, this can aid in grouping. This can be applied in streaming services, ensuring the listener continues listening to music within the genre.</w:t>
       </w:r>
     </w:p>
     <w:p>
@@ -814,7 +1541,7 @@
         <w:rPr>
           <w:lang w:val="en-US"/>
         </w:rPr>
-        <w:t xml:space="preserve"> What's the problem ?</w:t>
+        <w:t>This project aims to investigate whether song lyrics can be used to predict the genre of a song using data analysis and machine learning techniques. In addition, the project examines how lyrics data can be collected in a legal and responsible way through APIs, existing datasets, or limited web scraping while respecting Terms of Service.</w:t>
       </w:r>
     </w:p>
     <w:p>
@@ -827,7 +1554,7 @@
         <w:rPr>
           <w:lang w:val="en-US"/>
         </w:rPr>
-        <w:t>• Why is it a problem?</w:t>
+        <w:t>The goal of this project is to develop a Python-based system that legally collects song lyrics through APIs, existing datasets, or limited web scraping and uses machine learning techniques to predict the genre of a song based on its lyrics. The final result will include a dataset, a trained classification model, and an analysis of the model performance, delivered before the end of the project period.</w:t>
       </w:r>
     </w:p>
     <w:p>
@@ -840,747 +1567,25 @@
         <w:rPr>
           <w:lang w:val="en-US"/>
         </w:rPr>
-        <w:t>• When and in what situations does the problem occur?</w:t>
-      </w:r>
-    </w:p>
-    <w:p>
-      <w:pPr>
-        <w:rPr>
-          <w:lang w:val="en-US"/>
-        </w:rPr>
-      </w:pPr>
-      <w:r>
-        <w:rPr>
-          <w:lang w:val="en-US"/>
-        </w:rPr>
-        <w:t>• What are the consequences of the problem?</w:t>
-      </w:r>
-    </w:p>
-    <w:p>
-      <w:pPr>
-        <w:rPr>
-          <w:lang w:val="en-US"/>
-        </w:rPr>
-      </w:pPr>
-      <w:r>
-        <w:rPr>
-          <w:lang w:val="en-US"/>
-        </w:rPr>
-        <w:t>• How will the project solve the problem?</w:t>
-      </w:r>
-    </w:p>
-    <w:p>
-      <w:pPr>
-        <w:rPr>
-          <w:lang w:val="en-US"/>
-        </w:rPr>
-      </w:pPr>
-      <w:r>
-        <w:rPr>
-          <w:lang w:val="en-US"/>
-        </w:rPr>
-        <w:t>This justification has to be tested several times during the project. After all, if the justification</w:t>
-      </w:r>
-      <w:r>
-        <w:rPr>
-          <w:lang w:val="en-US"/>
-        </w:rPr>
-        <w:t xml:space="preserve"> </w:t>
-      </w:r>
-      <w:r>
-        <w:rPr>
-          <w:lang w:val="en-US"/>
-        </w:rPr>
-        <w:t>disappears, your project also comes to an end. For example, if during the duration of your project</w:t>
-      </w:r>
-      <w:r>
-        <w:rPr>
-          <w:lang w:val="en-US"/>
-        </w:rPr>
-        <w:t xml:space="preserve"> </w:t>
-      </w:r>
-      <w:r>
-        <w:rPr>
-          <w:lang w:val="en-US"/>
-        </w:rPr>
-        <w:t>the problem no longer occurs due to other causes. Or if the situations in which your problem</w:t>
-      </w:r>
-      <w:r>
-        <w:rPr>
-          <w:lang w:val="en-US"/>
-        </w:rPr>
-        <w:t xml:space="preserve"> </w:t>
-      </w:r>
-      <w:r>
-        <w:rPr>
-          <w:lang w:val="en-US"/>
-        </w:rPr>
-        <w:t>occurs no longer occur. Explain what the current situation is. Examples of a project justification</w:t>
-      </w:r>
-      <w:r>
-        <w:rPr>
-          <w:lang w:val="en-US"/>
-        </w:rPr>
-        <w:t xml:space="preserve"> </w:t>
-      </w:r>
-      <w:r>
-        <w:rPr>
-          <w:lang w:val="en-US"/>
-        </w:rPr>
-        <w:t>can be: the company has growth plans, existing products no longer meet the market needs or</w:t>
-      </w:r>
-      <w:r>
-        <w:rPr>
-          <w:lang w:val="en-US"/>
-        </w:rPr>
-        <w:t xml:space="preserve"> </w:t>
-      </w:r>
-      <w:r>
-        <w:rPr>
-          <w:lang w:val="en-US"/>
-        </w:rPr>
-        <w:t>some requirements, problems with existing products. Also describe whether there have been</w:t>
-      </w:r>
-      <w:r>
-        <w:rPr>
-          <w:lang w:val="en-US"/>
-        </w:rPr>
-        <w:t xml:space="preserve"> </w:t>
-      </w:r>
-      <w:r>
-        <w:rPr>
-          <w:lang w:val="en-US"/>
-        </w:rPr>
-        <w:t>previous projects on these topics. It is necessary that you check several times during your project</w:t>
-      </w:r>
-      <w:r>
-        <w:rPr>
-          <w:lang w:val="en-US"/>
-        </w:rPr>
-        <w:t xml:space="preserve"> </w:t>
-      </w:r>
-      <w:r>
-        <w:rPr>
-          <w:lang w:val="en-US"/>
-        </w:rPr>
-        <w:t>whether the justification is still there. The milestones in your schedule are usually good times to</w:t>
-      </w:r>
-      <w:r>
-        <w:rPr>
-          <w:lang w:val="en-US"/>
-        </w:rPr>
-        <w:t xml:space="preserve"> </w:t>
-      </w:r>
-      <w:r>
-        <w:rPr>
-          <w:lang w:val="en-US"/>
-        </w:rPr>
-        <w:t>do this. Tip: Use photos and illustrations to clarify the problem.</w:t>
-      </w:r>
-    </w:p>
-    <w:p>
-      <w:pPr>
-        <w:rPr>
-          <w:lang w:val="en-US"/>
-        </w:rPr>
-      </w:pPr>
-      <w:r>
-        <w:rPr>
-          <w:lang w:val="en-US"/>
-        </w:rPr>
-        <w:t>b) The problem definition. Here you briefly describe which problem(s) your project will solve. In</w:t>
-      </w:r>
-      <w:r>
-        <w:rPr>
-          <w:lang w:val="en-US"/>
-        </w:rPr>
-        <w:t xml:space="preserve"> </w:t>
-      </w:r>
-      <w:r>
-        <w:rPr>
-          <w:lang w:val="en-US"/>
-        </w:rPr>
-        <w:t>theory, this follows directly from point a), but in some cases there may be several problems and</w:t>
-      </w:r>
-      <w:r>
-        <w:rPr>
-          <w:lang w:val="en-US"/>
-        </w:rPr>
-        <w:t xml:space="preserve"> </w:t>
-      </w:r>
-      <w:r>
-        <w:rPr>
-          <w:lang w:val="en-US"/>
-        </w:rPr>
-        <w:t>your project will only solve 1 of them. Examples of this could be: what is missing from an existing</w:t>
-      </w:r>
-      <w:r>
-        <w:rPr>
-          <w:lang w:val="en-US"/>
-        </w:rPr>
-        <w:t xml:space="preserve"> </w:t>
-      </w:r>
-      <w:r>
-        <w:rPr>
-          <w:lang w:val="en-US"/>
-        </w:rPr>
-        <w:t>product, what specific problem in an existing product needs to be solved.</w:t>
-      </w:r>
-    </w:p>
-    <w:p>
-      <w:pPr>
-        <w:rPr>
-          <w:lang w:val="en-US"/>
-        </w:rPr>
-      </w:pPr>
-      <w:r>
-        <w:rPr>
-          <w:lang w:val="en-US"/>
-        </w:rPr>
-        <w:lastRenderedPageBreak/>
-        <w:t xml:space="preserve">c) </w:t>
-      </w:r>
-      <w:r>
-        <w:rPr>
-          <w:lang w:val="en-US"/>
-        </w:rPr>
-        <w:t>The assignment. What's READY when it's READY. What do you have to deliver so that your client</w:t>
-      </w:r>
-      <w:r>
-        <w:rPr>
-          <w:lang w:val="en-US"/>
-        </w:rPr>
-        <w:t xml:space="preserve"> </w:t>
-      </w:r>
-      <w:r>
-        <w:rPr>
-          <w:lang w:val="en-US"/>
-        </w:rPr>
-        <w:t>is satisfied. You can also answer the question: what is the purpose of the project? This is often</w:t>
-      </w:r>
-      <w:r>
-        <w:rPr>
-          <w:lang w:val="en-US"/>
-        </w:rPr>
-        <w:t xml:space="preserve"> </w:t>
-      </w:r>
-      <w:r>
-        <w:rPr>
-          <w:lang w:val="en-US"/>
-        </w:rPr>
-        <w:t>very difficult because your client looks at the end result from a different perspective than you as</w:t>
-      </w:r>
-      <w:r>
-        <w:rPr>
-          <w:lang w:val="en-US"/>
-        </w:rPr>
-        <w:t xml:space="preserve"> </w:t>
-      </w:r>
-      <w:r>
-        <w:rPr>
-          <w:lang w:val="en-US"/>
-        </w:rPr>
-        <w:t xml:space="preserve">the executor of the project. The client only looks at the end result as a user. Did </w:t>
-      </w:r>
-      <w:r>
-        <w:rPr>
-          <w:b/>
-          <w:bCs/>
-          <w:lang w:val="en-US"/>
-        </w:rPr>
-        <w:t>s</w:t>
-      </w:r>
-      <w:r>
-        <w:rPr>
-          <w:b/>
-          <w:bCs/>
-          <w:lang w:val="en-US"/>
-        </w:rPr>
-        <w:t>he</w:t>
-      </w:r>
-      <w:r>
-        <w:rPr>
-          <w:lang w:val="en-US"/>
-        </w:rPr>
-        <w:t xml:space="preserve"> get what </w:t>
-      </w:r>
-      <w:r>
-        <w:rPr>
-          <w:b/>
-          <w:bCs/>
-          <w:lang w:val="en-US"/>
-        </w:rPr>
-        <w:t>s</w:t>
-      </w:r>
-      <w:r>
-        <w:rPr>
-          <w:b/>
-          <w:bCs/>
-          <w:lang w:val="en-US"/>
-        </w:rPr>
-        <w:t>he</w:t>
-      </w:r>
-      <w:r>
-        <w:rPr>
-          <w:lang w:val="en-US"/>
-        </w:rPr>
-        <w:t xml:space="preserve"> </w:t>
-      </w:r>
-      <w:r>
-        <w:rPr>
-          <w:lang w:val="en-US"/>
-        </w:rPr>
-        <w:t>expected? As a project executor, you look at what is possible within the resources at your</w:t>
-      </w:r>
-      <w:r>
-        <w:rPr>
-          <w:lang w:val="en-US"/>
-        </w:rPr>
-        <w:t xml:space="preserve"> </w:t>
-      </w:r>
-      <w:r>
-        <w:rPr>
-          <w:lang w:val="en-US"/>
-        </w:rPr>
-        <w:t xml:space="preserve">disposal. To ensure that the end result meets </w:t>
-      </w:r>
-      <w:proofErr w:type="spellStart"/>
-      <w:r>
-        <w:rPr>
-          <w:lang w:val="en-US"/>
-        </w:rPr>
-        <w:t>expecta</w:t>
-      </w:r>
-      <w:r>
-        <w:rPr>
-          <w:lang w:val="en-US"/>
-        </w:rPr>
-        <w:t>ions</w:t>
-      </w:r>
-      <w:proofErr w:type="spellEnd"/>
-      <w:r>
-        <w:rPr>
-          <w:lang w:val="en-US"/>
-        </w:rPr>
-        <w:t>, it is necessary to define the project</w:t>
-      </w:r>
-      <w:r>
-        <w:rPr>
-          <w:lang w:val="en-US"/>
-        </w:rPr>
-        <w:t xml:space="preserve"> </w:t>
-      </w:r>
-      <w:r>
-        <w:rPr>
-          <w:lang w:val="en-US"/>
-        </w:rPr>
-        <w:t>SMART (Specific, Measurable, Acceptable, Realistic and Time-bound). The project result is usually</w:t>
-      </w:r>
-      <w:r>
-        <w:rPr>
-          <w:lang w:val="en-US"/>
-        </w:rPr>
-        <w:t xml:space="preserve"> </w:t>
-      </w:r>
-      <w:r>
-        <w:rPr>
-          <w:lang w:val="en-US"/>
-        </w:rPr>
-        <w:t>1 long sentence in which the end result is SMART is defined.</w:t>
-      </w:r>
-    </w:p>
-    <w:p>
-      <w:pPr>
-        <w:rPr>
-          <w:lang w:val="en-US"/>
-        </w:rPr>
-      </w:pPr>
-      <w:r>
-        <w:rPr>
-          <w:lang w:val="en-US"/>
-        </w:rPr>
-        <w:t>d) The project result. Define here a list of the actual deliverables of your project. So what will you</w:t>
-      </w:r>
-      <w:r>
-        <w:rPr>
-          <w:lang w:val="en-US"/>
-        </w:rPr>
-        <w:t xml:space="preserve"> d</w:t>
-      </w:r>
-      <w:r>
-        <w:rPr>
-          <w:lang w:val="en-US"/>
-        </w:rPr>
-        <w:t>eliver to the client at the end of the project.</w:t>
-      </w:r>
-    </w:p>
-    <w:p>
-      <w:pPr>
-        <w:rPr>
-          <w:lang w:val="en-US"/>
-        </w:rPr>
-      </w:pPr>
-      <w:r>
-        <w:rPr>
-          <w:lang w:val="en-US"/>
-        </w:rPr>
-        <w:t>e) The user-requirements (UR). The “user requirements” are also part of the project definition. The</w:t>
-      </w:r>
-      <w:r>
-        <w:rPr>
-          <w:lang w:val="en-US"/>
-        </w:rPr>
-        <w:t xml:space="preserve"> </w:t>
-      </w:r>
-      <w:r>
-        <w:rPr>
-          <w:lang w:val="en-US"/>
-        </w:rPr>
-        <w:t>user requirements are conditions that the project result must meet. They form an extensive</w:t>
-      </w:r>
-      <w:r>
-        <w:rPr>
-          <w:lang w:val="en-US"/>
-        </w:rPr>
-        <w:t xml:space="preserve"> </w:t>
-      </w:r>
-      <w:r>
-        <w:rPr>
-          <w:lang w:val="en-US"/>
-        </w:rPr>
-        <w:t>addition to the project result and are often only partially provided by the client. When you start a</w:t>
-      </w:r>
-      <w:r>
-        <w:rPr>
-          <w:lang w:val="en-US"/>
-        </w:rPr>
-        <w:t xml:space="preserve"> </w:t>
-      </w:r>
-      <w:r>
-        <w:rPr>
-          <w:lang w:val="en-US"/>
-        </w:rPr>
-        <w:t>project, it is extremely important that you look critically at the requirements (as an engineer) and</w:t>
-      </w:r>
-      <w:r>
-        <w:rPr>
-          <w:lang w:val="en-US"/>
-        </w:rPr>
-        <w:t xml:space="preserve"> </w:t>
-      </w:r>
-      <w:r>
-        <w:rPr>
-          <w:lang w:val="en-US"/>
-        </w:rPr>
-        <w:t>then make the total requirements as complete as possible in consultation with your client. The</w:t>
-      </w:r>
-      <w:r>
-        <w:rPr>
-          <w:lang w:val="en-US"/>
-        </w:rPr>
-        <w:t xml:space="preserve"> </w:t>
-      </w:r>
-      <w:r>
-        <w:rPr>
-          <w:lang w:val="en-US"/>
-        </w:rPr>
-        <w:t xml:space="preserve">complete UR package must be included in the </w:t>
-      </w:r>
-      <w:proofErr w:type="spellStart"/>
-      <w:r>
-        <w:rPr>
-          <w:lang w:val="en-US"/>
-        </w:rPr>
-        <w:t>PoA</w:t>
-      </w:r>
-      <w:proofErr w:type="spellEnd"/>
-      <w:r>
-        <w:rPr>
-          <w:lang w:val="en-US"/>
-        </w:rPr>
-        <w:t>. (possibly as an appendix). The system</w:t>
-      </w:r>
-      <w:r>
-        <w:rPr>
-          <w:lang w:val="en-US"/>
-        </w:rPr>
-        <w:t xml:space="preserve"> </w:t>
-      </w:r>
-      <w:r>
-        <w:rPr>
-          <w:lang w:val="en-US"/>
-        </w:rPr>
-        <w:t xml:space="preserve">requirements do not belong in the </w:t>
-      </w:r>
-      <w:proofErr w:type="spellStart"/>
-      <w:r>
-        <w:rPr>
-          <w:lang w:val="en-US"/>
-        </w:rPr>
-        <w:t>PoA</w:t>
-      </w:r>
-      <w:proofErr w:type="spellEnd"/>
-      <w:r>
-        <w:rPr>
-          <w:lang w:val="en-US"/>
-        </w:rPr>
-        <w:t>. You define them later on during the project, so you have</w:t>
-      </w:r>
-      <w:r>
-        <w:rPr>
-          <w:lang w:val="en-US"/>
-        </w:rPr>
-        <w:t xml:space="preserve"> </w:t>
-      </w:r>
-      <w:r>
-        <w:rPr>
-          <w:lang w:val="en-US"/>
-        </w:rPr>
-        <w:t>to book time to do this in your project. The user requirements must be categorized according to</w:t>
-      </w:r>
-      <w:r>
-        <w:rPr>
-          <w:lang w:val="en-US"/>
-        </w:rPr>
-        <w:t xml:space="preserve"> </w:t>
-      </w:r>
-      <w:proofErr w:type="spellStart"/>
-      <w:r>
-        <w:rPr>
-          <w:lang w:val="en-US"/>
-        </w:rPr>
-        <w:t>MoSCoW</w:t>
-      </w:r>
-      <w:proofErr w:type="spellEnd"/>
-      <w:r>
-        <w:rPr>
-          <w:lang w:val="en-US"/>
-        </w:rPr>
-        <w:t>. This determines for each individual requirement how desirable it is for the design.</w:t>
-      </w:r>
-    </w:p>
-    <w:p>
-      <w:pPr>
-        <w:rPr>
-          <w:lang w:val="en-US"/>
-        </w:rPr>
-      </w:pPr>
-      <w:r>
-        <w:rPr>
-          <w:lang w:val="en-US"/>
-        </w:rPr>
-        <w:t>f) The project boundaries. Here you indicate what you will NOT do in the project. The project</w:t>
-      </w:r>
-      <w:r>
-        <w:rPr>
-          <w:lang w:val="en-US"/>
-        </w:rPr>
-        <w:t xml:space="preserve"> </w:t>
-      </w:r>
-      <w:r>
-        <w:rPr>
-          <w:lang w:val="en-US"/>
-        </w:rPr>
-        <w:t>boundaries determine what is and what is not within the project. If you have to design a robot</w:t>
-      </w:r>
-      <w:r>
-        <w:rPr>
-          <w:lang w:val="en-US"/>
-        </w:rPr>
-        <w:t xml:space="preserve"> </w:t>
-      </w:r>
-      <w:r>
-        <w:rPr>
-          <w:lang w:val="en-US"/>
-        </w:rPr>
-        <w:t>that can move a product x from A to B, do you also have to write the software or is just the</w:t>
-      </w:r>
-      <w:r>
-        <w:rPr>
-          <w:lang w:val="en-US"/>
-        </w:rPr>
-        <w:t xml:space="preserve"> </w:t>
-      </w:r>
-      <w:r>
-        <w:rPr>
-          <w:lang w:val="en-US"/>
-        </w:rPr>
-        <w:t>hardware design enough? If that robot is fitted with a gripper especially for gripping product x,</w:t>
-      </w:r>
-      <w:r>
-        <w:rPr>
-          <w:lang w:val="en-US"/>
-        </w:rPr>
-        <w:t xml:space="preserve"> </w:t>
-      </w:r>
-      <w:r>
-        <w:rPr>
-          <w:lang w:val="en-US"/>
-        </w:rPr>
-        <w:t>must it also have a gripper that can grip product y? Does the training of the production personnel</w:t>
-      </w:r>
-      <w:r>
-        <w:rPr>
-          <w:lang w:val="en-US"/>
-        </w:rPr>
-        <w:t xml:space="preserve"> </w:t>
-      </w:r>
-      <w:r>
-        <w:rPr>
-          <w:lang w:val="en-US"/>
-        </w:rPr>
-        <w:t>who will operate the robot also fall within the project?, etc.. When writing, make sure that these</w:t>
-      </w:r>
-      <w:r>
-        <w:rPr>
-          <w:lang w:val="en-US"/>
-        </w:rPr>
-        <w:t xml:space="preserve"> </w:t>
-      </w:r>
-      <w:r>
-        <w:rPr>
-          <w:lang w:val="en-US"/>
-        </w:rPr>
-        <w:t>boundaries do not interfere with already stated requirements. If “requirements” are mentioned</w:t>
-      </w:r>
-      <w:r>
-        <w:rPr>
-          <w:lang w:val="en-US"/>
-        </w:rPr>
-        <w:t xml:space="preserve"> </w:t>
-      </w:r>
-      <w:r>
-        <w:rPr>
-          <w:lang w:val="en-US"/>
-        </w:rPr>
-        <w:t>in several places, this also leads to confusion. The boundaries always relate to the project result</w:t>
-      </w:r>
-      <w:r>
-        <w:rPr>
-          <w:lang w:val="en-US"/>
-        </w:rPr>
-        <w:t xml:space="preserve"> </w:t>
-      </w:r>
-      <w:r>
-        <w:rPr>
-          <w:lang w:val="en-US"/>
-        </w:rPr>
-        <w:t>and not to the circumstances during the project. These fall under the control factors (see later in</w:t>
-      </w:r>
-      <w:r>
-        <w:rPr>
-          <w:lang w:val="en-US"/>
-        </w:rPr>
-        <w:t xml:space="preserve"> </w:t>
-      </w:r>
-      <w:r>
-        <w:rPr>
-          <w:lang w:val="en-US"/>
-        </w:rPr>
-        <w:t>this document). For some projects it is very difficult to unambiguously define the project</w:t>
-      </w:r>
-      <w:r>
-        <w:rPr>
-          <w:lang w:val="en-US"/>
-        </w:rPr>
-        <w:t xml:space="preserve"> </w:t>
-      </w:r>
-      <w:r>
-        <w:rPr>
-          <w:lang w:val="en-US"/>
-        </w:rPr>
-        <w:t>definition. In that case, the “boundaries” chapter offers an additional option to record what does</w:t>
-      </w:r>
-      <w:r>
-        <w:rPr>
-          <w:lang w:val="en-US"/>
-        </w:rPr>
-        <w:t xml:space="preserve"> </w:t>
-      </w:r>
-      <w:r>
-        <w:rPr>
-          <w:lang w:val="en-US"/>
-        </w:rPr>
-        <w:t>not fall within the project definition. Sometimes it's easy to define something by saying what it</w:t>
-      </w:r>
-      <w:r>
-        <w:rPr>
-          <w:lang w:val="en-US"/>
-        </w:rPr>
-        <w:t xml:space="preserve"> </w:t>
-      </w:r>
-      <w:r>
-        <w:rPr>
-          <w:lang w:val="en-US"/>
-        </w:rPr>
-        <w:t>isn't. For example, if you are going to design a product, you can indicate which materials are</w:t>
-      </w:r>
-      <w:r>
-        <w:rPr>
-          <w:lang w:val="en-US"/>
-        </w:rPr>
-        <w:t xml:space="preserve"> </w:t>
-      </w:r>
-      <w:r>
-        <w:rPr>
-          <w:lang w:val="en-US"/>
-        </w:rPr>
-        <w:t>allowed in it. You may then need an endless list. Specifying which materials should not be</w:t>
-      </w:r>
-      <w:r>
-        <w:rPr>
-          <w:lang w:val="en-US"/>
-        </w:rPr>
-        <w:t xml:space="preserve"> </w:t>
-      </w:r>
-      <w:r>
-        <w:rPr>
-          <w:lang w:val="en-US"/>
-        </w:rPr>
-        <w:t>included (and why) may shorten your list and leave room to be innovative.</w:t>
-      </w:r>
-      <w:r>
-        <w:rPr>
-          <w:lang w:val="en-US"/>
-        </w:rPr>
-        <w:t xml:space="preserve"> </w:t>
-      </w:r>
-      <w:r>
-        <w:rPr>
-          <w:lang w:val="en-US"/>
-        </w:rPr>
-        <w:t>The project definition and the project boundaries together determine the final project content. The</w:t>
-      </w:r>
-      <w:r>
-        <w:rPr>
-          <w:lang w:val="en-US"/>
-        </w:rPr>
-        <w:t xml:space="preserve"> </w:t>
-      </w:r>
-      <w:r>
-        <w:rPr>
-          <w:lang w:val="en-US"/>
-        </w:rPr>
-        <w:t xml:space="preserve">project content must be unambiguous and complete. What is </w:t>
-      </w:r>
-      <w:r>
-        <w:rPr>
-          <w:lang w:val="en-US"/>
-        </w:rPr>
-        <w:lastRenderedPageBreak/>
-        <w:t>not included in the Project Definition</w:t>
-      </w:r>
-      <w:r>
-        <w:rPr>
-          <w:lang w:val="en-US"/>
-        </w:rPr>
-        <w:t xml:space="preserve"> </w:t>
-      </w:r>
-      <w:r>
-        <w:rPr>
-          <w:lang w:val="en-US"/>
-        </w:rPr>
-        <w:t>will not be developed. What is not excluded by the borders can be developed</w:t>
+        <w:t>The system must be able to collect song lyrics in a legal way. It also must classify songs into music genres based on song lyrics</w:t>
+      </w:r>
+      <w:r>
+        <w:rPr>
+          <w:lang w:val="en-US"/>
+        </w:rPr>
+        <w:t xml:space="preserve"> based on </w:t>
+      </w:r>
+      <w:r>
+        <w:rPr>
+          <w:lang w:val="en-US"/>
+        </w:rPr>
+        <w:t xml:space="preserve">machine learning </w:t>
+      </w:r>
+      <w:r>
+        <w:rPr>
+          <w:lang w:val="en-US"/>
+        </w:rPr>
+        <w:t xml:space="preserve">model trained on lyric data. The project must include an evaluation of the prediction accuracy. The system will not stream music files or use audio analysis. It will not classify every existing music genre, but a few genres will be chosen. </w:t>
       </w:r>
     </w:p>
     <w:p>
@@ -1594,6 +1599,7 @@
       <w:bookmarkStart w:id="2" w:name="_Toc229074784"/>
       <w:proofErr w:type="spellStart"/>
       <w:r>
+        <w:lastRenderedPageBreak/>
         <w:t>Phasing</w:t>
       </w:r>
       <w:bookmarkEnd w:id="2"/>
@@ -1601,7 +1607,54 @@
     </w:p>
     <w:p>
       <w:r>
-        <w:t xml:space="preserve">v-model </w:t>
+        <w:drawing>
+          <wp:inline distT="0" distB="0" distL="0" distR="0" wp14:anchorId="63ECBD0D" wp14:editId="3DFE7679">
+            <wp:extent cx="5760720" cy="2851785"/>
+            <wp:effectExtent l="0" t="0" r="0" b="5715"/>
+            <wp:docPr id="775396944" name="Afbeelding 1"/>
+            <wp:cNvGraphicFramePr>
+              <a:graphicFrameLocks xmlns:a="http://schemas.openxmlformats.org/drawingml/2006/main" noChangeAspect="1"/>
+            </wp:cNvGraphicFramePr>
+            <a:graphic xmlns:a="http://schemas.openxmlformats.org/drawingml/2006/main">
+              <a:graphicData uri="http://schemas.openxmlformats.org/drawingml/2006/picture">
+                <pic:pic xmlns:pic="http://schemas.openxmlformats.org/drawingml/2006/picture">
+                  <pic:nvPicPr>
+                    <pic:cNvPr id="775396944" name=""/>
+                    <pic:cNvPicPr/>
+                  </pic:nvPicPr>
+                  <pic:blipFill>
+                    <a:blip r:embed="rId8"/>
+                    <a:stretch>
+                      <a:fillRect/>
+                    </a:stretch>
+                  </pic:blipFill>
+                  <pic:spPr>
+                    <a:xfrm>
+                      <a:off x="0" y="0"/>
+                      <a:ext cx="5760720" cy="2851785"/>
+                    </a:xfrm>
+                    <a:prstGeom prst="rect">
+                      <a:avLst/>
+                    </a:prstGeom>
+                  </pic:spPr>
+                </pic:pic>
+              </a:graphicData>
+            </a:graphic>
+          </wp:inline>
+        </w:drawing>
+      </w:r>
+    </w:p>
+    <w:p>
+      <w:pPr>
+        <w:rPr>
+          <w:lang w:val="en-US"/>
+        </w:rPr>
+      </w:pPr>
+      <w:r>
+        <w:rPr>
+          <w:lang w:val="en-US"/>
+        </w:rPr>
+        <w:t>We begin by examining the exact nature of the problem. We investigate how data can be obtained legally. Additionally, we define the assignment so that we know what we are working towards. During the preprocessing phase, we ensure that we can use the data for the model. This involves creating a pipeline for downloading and cleaning the data. During the training, a model is built, after which it is tested. Subsequently, it is validated to check whether the model meets the requirements established during requirement analysis. If not, the model is revised. Finally, we carry out the implementations.</w:t>
       </w:r>
     </w:p>
     <w:p>
@@ -1628,19 +1681,43 @@
         <w:rPr>
           <w:lang w:val="en-US"/>
         </w:rPr>
-        <w:t>Qu</w:t>
-      </w:r>
-      <w:r>
-        <w:rPr>
-          <w:lang w:val="en-US"/>
-        </w:rPr>
-        <w:t>ality, time, money, organization and d</w:t>
-      </w:r>
-      <w:r>
-        <w:rPr>
-          <w:lang w:val="en-US"/>
-        </w:rPr>
-        <w:t>ata</w:t>
+        <w:t>Quality is ensured through various metrics, such as accuracy, precision, and the F1-score. These metrics allow us to evaluate whether the performance met expectations during the testing phase.</w:t>
+      </w:r>
+      <w:r>
+        <w:rPr>
+          <w:lang w:val="en-US"/>
+        </w:rPr>
+        <w:t xml:space="preserve"> </w:t>
+      </w:r>
+      <w:r>
+        <w:rPr>
+          <w:lang w:val="en-US"/>
+        </w:rPr>
+        <w:t>A project schedule will be created based on the phases of the V-model. Each phase, such as preprocessing, training, testing, and validation, will have its own deadline. Progress will be monitored regularly to ensure the project is completed on time.</w:t>
+      </w:r>
+      <w:r>
+        <w:rPr>
+          <w:lang w:val="en-US"/>
+        </w:rPr>
+        <w:t xml:space="preserve"> The data will be legally </w:t>
+      </w:r>
+      <w:r>
+        <w:rPr>
+          <w:lang w:val="en-US"/>
+        </w:rPr>
+        <w:t>scraped or used</w:t>
+      </w:r>
+      <w:r>
+        <w:rPr>
+          <w:lang w:val="en-US"/>
+        </w:rPr>
+        <w:t xml:space="preserve">, using APIs, existing datasets or limited web scraping. The collected data will be cleaned before </w:t>
+      </w:r>
+      <w:r>
+        <w:rPr>
+          <w:lang w:val="en-US"/>
+        </w:rPr>
+        <w:t xml:space="preserve">being used for the training model. </w:t>
       </w:r>
     </w:p>
     <w:p>
@@ -1659,6 +1736,7 @@
         <w:rPr>
           <w:lang w:val="en-US"/>
         </w:rPr>
+        <w:lastRenderedPageBreak/>
         <w:t>Risks</w:t>
       </w:r>
       <w:bookmarkEnd w:id="4"/>
@@ -1671,6 +1749,7 @@
       </w:pPr>
       <w:r>
         <w:rPr>
+          <w:noProof/>
           <w:lang w:val="en-US"/>
         </w:rPr>
         <w:drawing>
@@ -1689,7 +1768,7 @@
                     <pic:cNvPicPr/>
                   </pic:nvPicPr>
                   <pic:blipFill>
-                    <a:blip r:embed="rId6"/>
+                    <a:blip r:embed="rId9"/>
                     <a:stretch>
                       <a:fillRect/>
                     </a:stretch>
@@ -1773,7 +1852,9 @@
     <w:sectPr>
       <w:pgSz w:w="11906" w:h="16838"/>
       <w:pgMar w:top="1417" w:right="1417" w:bottom="1417" w:left="1417" w:header="708" w:footer="708" w:gutter="0"/>
+      <w:pgNumType w:start="0"/>
       <w:cols w:space="708"/>
+      <w:titlePg/>
       <w:docGrid w:linePitch="360"/>
     </w:sectPr>
   </w:body>
@@ -1783,11 +1864,11 @@
 <file path=word/numbering.xml><?xml version="1.0" encoding="utf-8"?>
 <w:numbering xmlns:wpc="http://schemas.microsoft.com/office/word/2010/wordprocessingCanvas" xmlns:cx="http://schemas.microsoft.com/office/drawing/2014/chartex" xmlns:cx1="http://schemas.microsoft.com/office/drawing/2015/9/8/chartex" xmlns:cx2="http://schemas.microsoft.com/office/drawing/2015/10/21/chartex" xmlns:cx3="http://schemas.microsoft.com/office/drawing/2016/5/9/chartex" xmlns:cx4="http://schemas.microsoft.com/office/drawing/2016/5/10/chartex" xmlns:cx5="http://schemas.microsoft.com/office/drawing/2016/5/11/chartex" xmlns:cx6="http://schemas.microsoft.com/office/drawing/2016/5/12/chartex" xmlns:cx7="http://schemas.microsoft.com/office/drawing/2016/5/13/chartex" xmlns:cx8="http://schemas.microsoft.com/office/drawing/2016/5/14/chartex" xmlns:mc="http://schemas.openxmlformats.org/markup-compatibility/2006" xmlns:aink="http://schemas.microsoft.com/office/drawing/2016/ink" xmlns:am3d="http://schemas.microsoft.com/office/drawing/2017/model3d" xmlns:o="urn:schemas-microsoft-com:office:office" xmlns:oel="http://schemas.microsoft.com/office/2019/extlst" xmlns:r="http://schemas.openxmlformats.org/officeDocument/2006/relationships" xmlns:m="http://schemas.openxmlformats.org/officeDocument/2006/math" xmlns:v="urn:schemas-microsoft-com:vml" xmlns:wp14="http://schemas.microsoft.com/office/word/2010/wordprocessingDrawing" xmlns:wp="http://schemas.openxmlformats.org/drawingml/2006/wordprocessingDrawing" xmlns:w10="urn:schemas-microsoft-com:office:word" xmlns:w="http://schemas.openxmlformats.org/wordprocessingml/2006/main" xmlns:w14="http://schemas.microsoft.com/office/word/2010/wordml" xmlns:w15="http://schemas.microsoft.com/office/word/2012/wordml" xmlns:w16cex="http://schemas.microsoft.com/office/word/2018/wordml/cex" xmlns:w16cid="http://schemas.microsoft.com/office/word/2016/wordml/cid" xmlns:w16="http://schemas.microsoft.com/office/word/2018/wordml" xmlns:w16du="http://schemas.microsoft.com/office/word/2023/wordml/word16du" xmlns:w16sdtdh="http://schemas.microsoft.com/office/word/2020/wordml/sdtdatahash" xmlns:w16sdtfl="http://schemas.microsoft.com/office/word/2024/wordml/sdtformatlock" xmlns:w16se="http://schemas.microsoft.com/office/word/2015/wordml/symex" xmlns:wpg="http://schemas.microsoft.com/office/word/2010/wordprocessingGroup" xmlns:wpi="http://schemas.microsoft.com/office/word/2010/wordprocessingInk" xmlns:wne="http://schemas.microsoft.com/office/word/2006/wordml" xmlns:wps="http://schemas.microsoft.com/office/word/2010/wordprocessingShape" mc:Ignorable="w14 w15 w16se w16cid w16 w16cex w16sdtdh w16sdtfl w16du wp14">
   <w:abstractNum w:abstractNumId="0" w15:restartNumberingAfterBreak="0">
-    <w:nsid w:val="194B022D"/>
+    <w:nsid w:val="177D4C1A"/>
     <w:multiLevelType w:val="hybridMultilevel"/>
-    <w:tmpl w:val="79E0248E"/>
+    <w:tmpl w:val="744028F4"/>
     <w:lvl w:ilvl="0" w:tplc="0413000F">
-      <w:start w:val="1"/>
+      <w:start w:val="3"/>
       <w:numFmt w:val="decimal"/>
       <w:lvlText w:val="%1."/>
       <w:lvlJc w:val="left"/>
@@ -1871,7 +1952,214 @@
       </w:pPr>
     </w:lvl>
   </w:abstractNum>
+  <w:abstractNum w:abstractNumId="1" w15:restartNumberingAfterBreak="0">
+    <w:nsid w:val="194B022D"/>
+    <w:multiLevelType w:val="hybridMultilevel"/>
+    <w:tmpl w:val="79E0248E"/>
+    <w:lvl w:ilvl="0" w:tplc="0413000F">
+      <w:start w:val="1"/>
+      <w:numFmt w:val="decimal"/>
+      <w:lvlText w:val="%1."/>
+      <w:lvlJc w:val="left"/>
+      <w:pPr>
+        <w:ind w:left="720" w:hanging="360"/>
+      </w:pPr>
+      <w:rPr>
+        <w:rFonts w:hint="default"/>
+      </w:rPr>
+    </w:lvl>
+    <w:lvl w:ilvl="1" w:tplc="04130019" w:tentative="1">
+      <w:start w:val="1"/>
+      <w:numFmt w:val="lowerLetter"/>
+      <w:lvlText w:val="%2."/>
+      <w:lvlJc w:val="left"/>
+      <w:pPr>
+        <w:ind w:left="1440" w:hanging="360"/>
+      </w:pPr>
+    </w:lvl>
+    <w:lvl w:ilvl="2" w:tplc="0413001B" w:tentative="1">
+      <w:start w:val="1"/>
+      <w:numFmt w:val="lowerRoman"/>
+      <w:lvlText w:val="%3."/>
+      <w:lvlJc w:val="right"/>
+      <w:pPr>
+        <w:ind w:left="2160" w:hanging="180"/>
+      </w:pPr>
+    </w:lvl>
+    <w:lvl w:ilvl="3" w:tplc="0413000F" w:tentative="1">
+      <w:start w:val="1"/>
+      <w:numFmt w:val="decimal"/>
+      <w:lvlText w:val="%4."/>
+      <w:lvlJc w:val="left"/>
+      <w:pPr>
+        <w:ind w:left="2880" w:hanging="360"/>
+      </w:pPr>
+    </w:lvl>
+    <w:lvl w:ilvl="4" w:tplc="04130019" w:tentative="1">
+      <w:start w:val="1"/>
+      <w:numFmt w:val="lowerLetter"/>
+      <w:lvlText w:val="%5."/>
+      <w:lvlJc w:val="left"/>
+      <w:pPr>
+        <w:ind w:left="3600" w:hanging="360"/>
+      </w:pPr>
+    </w:lvl>
+    <w:lvl w:ilvl="5" w:tplc="0413001B" w:tentative="1">
+      <w:start w:val="1"/>
+      <w:numFmt w:val="lowerRoman"/>
+      <w:lvlText w:val="%6."/>
+      <w:lvlJc w:val="right"/>
+      <w:pPr>
+        <w:ind w:left="4320" w:hanging="180"/>
+      </w:pPr>
+    </w:lvl>
+    <w:lvl w:ilvl="6" w:tplc="0413000F" w:tentative="1">
+      <w:start w:val="1"/>
+      <w:numFmt w:val="decimal"/>
+      <w:lvlText w:val="%7."/>
+      <w:lvlJc w:val="left"/>
+      <w:pPr>
+        <w:ind w:left="5040" w:hanging="360"/>
+      </w:pPr>
+    </w:lvl>
+    <w:lvl w:ilvl="7" w:tplc="04130019" w:tentative="1">
+      <w:start w:val="1"/>
+      <w:numFmt w:val="lowerLetter"/>
+      <w:lvlText w:val="%8."/>
+      <w:lvlJc w:val="left"/>
+      <w:pPr>
+        <w:ind w:left="5760" w:hanging="360"/>
+      </w:pPr>
+    </w:lvl>
+    <w:lvl w:ilvl="8" w:tplc="0413001B" w:tentative="1">
+      <w:start w:val="1"/>
+      <w:numFmt w:val="lowerRoman"/>
+      <w:lvlText w:val="%9."/>
+      <w:lvlJc w:val="right"/>
+      <w:pPr>
+        <w:ind w:left="6480" w:hanging="180"/>
+      </w:pPr>
+    </w:lvl>
+  </w:abstractNum>
+  <w:abstractNum w:abstractNumId="2" w15:restartNumberingAfterBreak="0">
+    <w:nsid w:val="711209EB"/>
+    <w:multiLevelType w:val="hybridMultilevel"/>
+    <w:tmpl w:val="44F4A93C"/>
+    <w:lvl w:ilvl="0" w:tplc="CC52044C">
+      <w:numFmt w:val="bullet"/>
+      <w:lvlText w:val="-"/>
+      <w:lvlJc w:val="left"/>
+      <w:pPr>
+        <w:ind w:left="720" w:hanging="360"/>
+      </w:pPr>
+      <w:rPr>
+        <w:rFonts w:ascii="Aptos" w:eastAsiaTheme="minorHAnsi" w:hAnsi="Aptos" w:cstheme="minorBidi" w:hint="default"/>
+      </w:rPr>
+    </w:lvl>
+    <w:lvl w:ilvl="1" w:tplc="04130003" w:tentative="1">
+      <w:start w:val="1"/>
+      <w:numFmt w:val="bullet"/>
+      <w:lvlText w:val="o"/>
+      <w:lvlJc w:val="left"/>
+      <w:pPr>
+        <w:ind w:left="1440" w:hanging="360"/>
+      </w:pPr>
+      <w:rPr>
+        <w:rFonts w:ascii="Courier New" w:hAnsi="Courier New" w:cs="Courier New" w:hint="default"/>
+      </w:rPr>
+    </w:lvl>
+    <w:lvl w:ilvl="2" w:tplc="04130005" w:tentative="1">
+      <w:start w:val="1"/>
+      <w:numFmt w:val="bullet"/>
+      <w:lvlText w:val=""/>
+      <w:lvlJc w:val="left"/>
+      <w:pPr>
+        <w:ind w:left="2160" w:hanging="360"/>
+      </w:pPr>
+      <w:rPr>
+        <w:rFonts w:ascii="Wingdings" w:hAnsi="Wingdings" w:hint="default"/>
+      </w:rPr>
+    </w:lvl>
+    <w:lvl w:ilvl="3" w:tplc="04130001" w:tentative="1">
+      <w:start w:val="1"/>
+      <w:numFmt w:val="bullet"/>
+      <w:lvlText w:val=""/>
+      <w:lvlJc w:val="left"/>
+      <w:pPr>
+        <w:ind w:left="2880" w:hanging="360"/>
+      </w:pPr>
+      <w:rPr>
+        <w:rFonts w:ascii="Symbol" w:hAnsi="Symbol" w:hint="default"/>
+      </w:rPr>
+    </w:lvl>
+    <w:lvl w:ilvl="4" w:tplc="04130003" w:tentative="1">
+      <w:start w:val="1"/>
+      <w:numFmt w:val="bullet"/>
+      <w:lvlText w:val="o"/>
+      <w:lvlJc w:val="left"/>
+      <w:pPr>
+        <w:ind w:left="3600" w:hanging="360"/>
+      </w:pPr>
+      <w:rPr>
+        <w:rFonts w:ascii="Courier New" w:hAnsi="Courier New" w:cs="Courier New" w:hint="default"/>
+      </w:rPr>
+    </w:lvl>
+    <w:lvl w:ilvl="5" w:tplc="04130005" w:tentative="1">
+      <w:start w:val="1"/>
+      <w:numFmt w:val="bullet"/>
+      <w:lvlText w:val=""/>
+      <w:lvlJc w:val="left"/>
+      <w:pPr>
+        <w:ind w:left="4320" w:hanging="360"/>
+      </w:pPr>
+      <w:rPr>
+        <w:rFonts w:ascii="Wingdings" w:hAnsi="Wingdings" w:hint="default"/>
+      </w:rPr>
+    </w:lvl>
+    <w:lvl w:ilvl="6" w:tplc="04130001" w:tentative="1">
+      <w:start w:val="1"/>
+      <w:numFmt w:val="bullet"/>
+      <w:lvlText w:val=""/>
+      <w:lvlJc w:val="left"/>
+      <w:pPr>
+        <w:ind w:left="5040" w:hanging="360"/>
+      </w:pPr>
+      <w:rPr>
+        <w:rFonts w:ascii="Symbol" w:hAnsi="Symbol" w:hint="default"/>
+      </w:rPr>
+    </w:lvl>
+    <w:lvl w:ilvl="7" w:tplc="04130003" w:tentative="1">
+      <w:start w:val="1"/>
+      <w:numFmt w:val="bullet"/>
+      <w:lvlText w:val="o"/>
+      <w:lvlJc w:val="left"/>
+      <w:pPr>
+        <w:ind w:left="5760" w:hanging="360"/>
+      </w:pPr>
+      <w:rPr>
+        <w:rFonts w:ascii="Courier New" w:hAnsi="Courier New" w:cs="Courier New" w:hint="default"/>
+      </w:rPr>
+    </w:lvl>
+    <w:lvl w:ilvl="8" w:tplc="04130005" w:tentative="1">
+      <w:start w:val="1"/>
+      <w:numFmt w:val="bullet"/>
+      <w:lvlText w:val=""/>
+      <w:lvlJc w:val="left"/>
+      <w:pPr>
+        <w:ind w:left="6480" w:hanging="360"/>
+      </w:pPr>
+      <w:rPr>
+        <w:rFonts w:ascii="Wingdings" w:hAnsi="Wingdings" w:hint="default"/>
+      </w:rPr>
+    </w:lvl>
+  </w:abstractNum>
   <w:num w:numId="1" w16cid:durableId="1433553759">
+    <w:abstractNumId w:val="1"/>
+  </w:num>
+  <w:num w:numId="2" w16cid:durableId="848174811">
+    <w:abstractNumId w:val="2"/>
+  </w:num>
+  <w:num w:numId="3" w16cid:durableId="2141147179">
     <w:abstractNumId w:val="0"/>
   </w:num>
 </w:numbering>
@@ -2305,7 +2593,6 @@
     <w:next w:val="Standaard"/>
     <w:link w:val="Kop2Char"/>
     <w:uiPriority w:val="9"/>
-    <w:semiHidden/>
     <w:unhideWhenUsed/>
     <w:qFormat/>
     <w:rsid w:val="00AF320B"/>
@@ -2521,7 +2808,6 @@
     <w:basedOn w:val="Standaardalinea-lettertype"/>
     <w:link w:val="Kop2"/>
     <w:uiPriority w:val="9"/>
-    <w:semiHidden/>
     <w:rsid w:val="00AF320B"/>
     <w:rPr>
       <w:rFonts w:asciiTheme="majorHAnsi" w:eastAsiaTheme="majorEastAsia" w:hAnsiTheme="majorHAnsi" w:cstheme="majorBidi"/>
@@ -2834,6 +3120,39 @@
     <w:rPr>
       <w:color w:val="467886" w:themeColor="hyperlink"/>
       <w:u w:val="single"/>
+    </w:rPr>
+  </w:style>
+  <w:style w:type="paragraph" w:styleId="Geenafstand">
+    <w:name w:val="No Spacing"/>
+    <w:link w:val="GeenafstandChar"/>
+    <w:uiPriority w:val="1"/>
+    <w:qFormat/>
+    <w:rsid w:val="00ED7A92"/>
+    <w:pPr>
+      <w:spacing w:after="0" w:line="240" w:lineRule="auto"/>
+    </w:pPr>
+    <w:rPr>
+      <w:rFonts w:eastAsiaTheme="minorEastAsia"/>
+      <w:kern w:val="0"/>
+      <w:sz w:val="22"/>
+      <w:szCs w:val="22"/>
+      <w:lang w:eastAsia="nl-NL"/>
+      <w14:ligatures w14:val="none"/>
+    </w:rPr>
+  </w:style>
+  <w:style w:type="character" w:customStyle="1" w:styleId="GeenafstandChar">
+    <w:name w:val="Geen afstand Char"/>
+    <w:basedOn w:val="Standaardalinea-lettertype"/>
+    <w:link w:val="Geenafstand"/>
+    <w:uiPriority w:val="1"/>
+    <w:rsid w:val="00ED7A92"/>
+    <w:rPr>
+      <w:rFonts w:eastAsiaTheme="minorEastAsia"/>
+      <w:kern w:val="0"/>
+      <w:sz w:val="22"/>
+      <w:szCs w:val="22"/>
+      <w:lang w:eastAsia="nl-NL"/>
+      <w14:ligatures w14:val="none"/>
     </w:rPr>
   </w:style>
 </w:styles>
